--- a/docs/INTprojectERDSchemaDescription.docx
+++ b/docs/INTprojectERDSchemaDescription.docx
@@ -504,6 +504,29 @@
           <w:numId w:val="14"/>
         </w:numPr>
       </w:pPr>
+      <w:proofErr w:type="gramStart"/>
+      <w:r>
+        <w:rPr>
+          <w:b/>
+          <w:bCs/>
+        </w:rPr>
+        <w:t xml:space="preserve">Grade </w:t>
+      </w:r>
+      <w:r>
+        <w:t>:</w:t>
+      </w:r>
+      <w:proofErr w:type="gramEnd"/>
+      <w:r>
+        <w:t xml:space="preserve"> integer</w:t>
+      </w:r>
+    </w:p>
+    <w:p>
+      <w:pPr>
+        <w:numPr>
+          <w:ilvl w:val="0"/>
+          <w:numId w:val="14"/>
+        </w:numPr>
+      </w:pPr>
       <w:proofErr w:type="spellStart"/>
       <w:r>
         <w:rPr>
@@ -599,7 +622,7 @@
     <w:p>
       <w:r>
         <w:pict w14:anchorId="1972049A">
-          <v:rect id="_x0000_i1116" style="width:0;height:1.5pt" o:hralign="center" o:hrstd="t" o:hr="t" fillcolor="#a0a0a0" stroked="f"/>
+          <v:rect id="_x0000_i1025" style="width:0;height:1.5pt" o:hralign="center" o:hrstd="t" o:hr="t" fillcolor="#a0a0a0" stroked="f"/>
         </w:pict>
       </w:r>
     </w:p>
@@ -830,6 +853,7 @@
         </w:numPr>
       </w:pPr>
       <w:r>
+        <w:lastRenderedPageBreak/>
         <w:t xml:space="preserve">The system can also filter results by the student’s </w:t>
       </w:r>
       <w:proofErr w:type="spellStart"/>
@@ -847,9 +871,8 @@
     </w:p>
     <w:p>
       <w:r>
-        <w:lastRenderedPageBreak/>
         <w:pict w14:anchorId="462747DC">
-          <v:rect id="_x0000_i1117" style="width:0;height:1.5pt" o:hralign="center" o:hrstd="t" o:hr="t" fillcolor="#a0a0a0" stroked="f"/>
+          <v:rect id="_x0000_i1026" style="width:0;height:1.5pt" o:hralign="center" o:hrstd="t" o:hr="t" fillcolor="#a0a0a0" stroked="f"/>
         </w:pict>
       </w:r>
     </w:p>
@@ -878,6 +901,26 @@
         <w:t xml:space="preserve"> </w:t>
       </w:r>
     </w:p>
+    <w:p/>
+    <w:p/>
+    <w:p>
+      <w:proofErr w:type="spellStart"/>
+      <w:r>
+        <w:t>StudentPathGuideDB</w:t>
+      </w:r>
+      <w:proofErr w:type="spellEnd"/>
+    </w:p>
+    <w:p>
+      <w:r>
+        <w:t>User app</w:t>
+      </w:r>
+    </w:p>
+    <w:p>
+      <w:r>
+        <w:t>Password 123</w:t>
+      </w:r>
+    </w:p>
+    <w:p/>
     <w:p>
       <w:pPr>
         <w:pStyle w:val="ListParagraph"/>
@@ -3897,6 +3940,7 @@
   <w:style w:type="character" w:default="1" w:styleId="DefaultParagraphFont">
     <w:name w:val="Default Paragraph Font"/>
     <w:uiPriority w:val="1"/>
+    <w:semiHidden/>
     <w:unhideWhenUsed/>
   </w:style>
   <w:style w:type="table" w:default="1" w:styleId="TableNormal">
